--- a/pitch/exports/pitch-TWITTER_THREAD.docx
+++ b/pitch/exports/pitch-TWITTER_THREAD.docx
@@ -419,16 +419,16 @@
         <w:rPr>
           <w:rStyle w:val="VerbatimChar"/>
         </w:rPr>
-        <w:t xml:space="preserve">  Play in tournaments with AXS / SLP entry → 90 % prize pool, 10 %</w:t>
-      </w:r>
-      <w:r>
-        <w:br/>
-      </w:r>
-      <w:r>
-        <w:rPr>
-          <w:rStyle w:val="VerbatimChar"/>
-        </w:rPr>
-        <w:t xml:space="preserve">  permanent burn.</w:t>
+        <w:t xml:space="preserve">  Play in tournaments with AXS / SLP entry → 90 % to players,</w:t>
+      </w:r>
+      <w:r>
+        <w:br/>
+      </w:r>
+      <w:r>
+        <w:rPr>
+          <w:rStyle w:val="VerbatimChar"/>
+        </w:rPr>
+        <w:t xml:space="preserve">  5 % permanent burn, 5 % to a transparent game treasury.</w:t>
       </w:r>
       <w:r>
         <w:br/>
@@ -586,28 +586,55 @@
         <w:rPr>
           <w:rStyle w:val="VerbatimChar"/>
         </w:rPr>
-        <w:t xml:space="preserve">  · 90 % to prize pool  (skill-rewarded payouts)</w:t>
-      </w:r>
-      <w:r>
-        <w:br/>
-      </w:r>
-      <w:r>
-        <w:rPr>
-          <w:rStyle w:val="VerbatimChar"/>
-        </w:rPr>
-        <w:t xml:space="preserve">  · 10 % permanent BURN  (sent to 0x...dEaD)</w:t>
-      </w:r>
-      <w:r>
-        <w:br/>
-      </w:r>
-      <w:r>
-        <w:br/>
-      </w:r>
-      <w:r>
-        <w:rPr>
-          <w:rStyle w:val="VerbatimChar"/>
-        </w:rPr>
-        <w:t xml:space="preserve">Every tournament = real, on-chain, public deflationary pressure.</w:t>
+        <w:t xml:space="preserve">  · 90 % to players (skill-rewarded, top 3: 60 / 25 / 15)</w:t>
+      </w:r>
+      <w:r>
+        <w:br/>
+      </w:r>
+      <w:r>
+        <w:rPr>
+          <w:rStyle w:val="VerbatimChar"/>
+        </w:rPr>
+        <w:t xml:space="preserve">  · 5 % permanent BURN (sent to 0x...dEaD)</w:t>
+      </w:r>
+      <w:r>
+        <w:br/>
+      </w:r>
+      <w:r>
+        <w:rPr>
+          <w:rStyle w:val="VerbatimChar"/>
+        </w:rPr>
+        <w:t xml:space="preserve">  · 5 % to a transparent game treasury (multisig — funds</w:t>
+      </w:r>
+      <w:r>
+        <w:br/>
+      </w:r>
+      <w:r>
+        <w:rPr>
+          <w:rStyle w:val="VerbatimChar"/>
+        </w:rPr>
+        <w:t xml:space="preserve">    content, audits, F2P prize seeding)</w:t>
+      </w:r>
+      <w:r>
+        <w:br/>
+      </w:r>
+      <w:r>
+        <w:br/>
+      </w:r>
+      <w:r>
+        <w:rPr>
+          <w:rStyle w:val="VerbatimChar"/>
+        </w:rPr>
+        <w:t xml:space="preserve">Every tournament = real, on-chain, public deflationary pressure</w:t>
+      </w:r>
+      <w:r>
+        <w:br/>
+      </w:r>
+      <w:r>
+        <w:rPr>
+          <w:rStyle w:val="VerbatimChar"/>
+        </w:rPr>
+        <w:t xml:space="preserve">+ a sustainable operating fund the community can audit.</w:t>
       </w:r>
       <w:r>
         <w:br/>

--- a/pitch/exports/pitch-TWITTER_THREAD.docx
+++ b/pitch/exports/pitch-TWITTER_THREAD.docx
@@ -1159,6 +1159,18 @@
           <w:rStyle w:val="VerbatimChar"/>
         </w:rPr>
         <w:t xml:space="preserve">  https://axie-duel.vercel.app</w:t>
+      </w:r>
+      <w:r>
+        <w:br/>
+      </w:r>
+      <w:r>
+        <w:br/>
+      </w:r>
+      <w:r>
+        <w:rPr>
+          <w:rStyle w:val="VerbatimChar"/>
+        </w:rPr>
+        <w:t xml:space="preserve">5-min walkthrough → https://youtu.be/4z2y129paOY</w:t>
       </w:r>
     </w:p>
     <w:p>
